--- a/docs/Pepiros - 04 - Technical Reference.docx
+++ b/docs/Pepiros - 04 - Technical Reference.docx
@@ -4278,7 +4278,7 @@
           <w:sz w:val="22"/>
           <w:szCs w:val="22"/>
         </w:rPr>
-        <w:t xml:space="preserve">"Editorial Paper" direction: dark UI chrome, a warm paper-white reading surface, and pillar color used as a structural signal (a node, its edges, and any chip referencing the same pillar all draw from the same color function) rather than decoration.</w:t>
+        <w:t xml:space="preserve">"Refractive dispersion on soft-body organic geometry" direction (rebuilt 24 August 2026): dark UI chrome, a warm paper reading surface, violet as the primary interactive accent (derived as its own contrast-safe ramp rather than used as the raw swatch), and pillar color used as a structural signal (a node, its edges, and any chip referencing the same pillar all draw from the same color function) rather than decoration.</w:t>
       </w:r>
     </w:p>
     <w:tbl>

--- a/docs/Pepiros - 04 - Technical Reference.docx
+++ b/docs/Pepiros - 04 - Technical Reference.docx
@@ -80,7 +80,7 @@
           <w:sz w:val="20"/>
           <w:szCs w:val="20"/>
         </w:rPr>
-        <w:t xml:space="preserve">0.1.1</w:t>
+        <w:t xml:space="preserve">Unreleased (post-0.1.1)</w:t>
       </w:r>
     </w:p>
     <w:p>
@@ -301,7 +301,37 @@
           <w:szCs w:val="18"/>
         </w:rPr>
         <w:br/>
-        <w:t xml:space="preserve">scripts/ocr_fallback.py   local PaddleOCR-VL, for scanned/table-heavy pages</w:t>
+        <w:t xml:space="preserve">scripts/ocr_fallback.py   stub only -- no implementation yet. Meant to run</w:t>
+      </w:r>
+      <w:r>
+        <w:rPr>
+          <w:rFonts w:ascii="Consolas" w:cs="Consolas" w:eastAsia="Consolas" w:hAnsi="Consolas"/>
+          <w:color w:val="1B1812"/>
+          <w:sz w:val="18"/>
+          <w:szCs w:val="18"/>
+        </w:rPr>
+        <w:br/>
+        <w:t xml:space="preserve">                          PaddleOCR-VL locally for scanned/table-heavy pages</w:t>
+      </w:r>
+      <w:r>
+        <w:rPr>
+          <w:rFonts w:ascii="Consolas" w:cs="Consolas" w:eastAsia="Consolas" w:hAnsi="Consolas"/>
+          <w:color w:val="1B1812"/>
+          <w:sz w:val="18"/>
+          <w:szCs w:val="18"/>
+        </w:rPr>
+        <w:br/>
+        <w:t xml:space="preserve">                          when parse.py's zero-extractable-text check hits;</w:t>
+      </w:r>
+      <w:r>
+        <w:rPr>
+          <w:rFonts w:ascii="Consolas" w:cs="Consolas" w:eastAsia="Consolas" w:hAnsi="Consolas"/>
+          <w:color w:val="1B1812"/>
+          <w:sz w:val="18"/>
+          <w:szCs w:val="18"/>
+        </w:rPr>
+        <w:br/>
+        <w:t xml:space="preserve">                          today that check just rejects the upload instead.</w:t>
       </w:r>
     </w:p>
     <w:p>
@@ -497,8 +527,8 @@
         </w:tblBorders>
       </w:tblPr>
       <w:tblGrid>
-        <w:gridCol w:w="2600"/>
-        <w:gridCol w:w="6200"/>
+        <w:gridCol w:w="100"/>
+        <w:gridCol w:w="100"/>
       </w:tblGrid>
       <w:tr>
         <w:trPr>
@@ -1431,6 +1461,38 @@
         </w:tc>
       </w:tr>
     </w:tbl>
+    <w:p>
+      <w:pPr>
+        <w:spacing w:after="160" w:line="300"/>
+      </w:pPr>
+      <w:r>
+        <w:rPr>
+          <w:rFonts w:ascii="Georgia" w:cs="Georgia" w:eastAsia="Georgia" w:hAnsi="Georgia"/>
+          <w:color w:val="5C564A"/>
+          <w:sz w:val="22"/>
+          <w:szCs w:val="22"/>
+        </w:rPr>
+        <w:t xml:space="preserve">The paper's archetype (see </w:t>
+      </w:r>
+      <w:r>
+        <w:rPr>
+          <w:rFonts w:ascii="Consolas" w:cs="Consolas" w:eastAsia="Consolas" w:hAnsi="Consolas"/>
+          <w:color w:val="553780"/>
+          <w:sz w:val="20"/>
+          <w:szCs w:val="20"/>
+        </w:rPr>
+        <w:t xml:space="preserve">papers</w:t>
+      </w:r>
+      <w:r>
+        <w:rPr>
+          <w:rFonts w:ascii="Georgia" w:cs="Georgia" w:eastAsia="Georgia" w:hAnsi="Georgia"/>
+          <w:color w:val="5C564A"/>
+          <w:sz w:val="22"/>
+          <w:szCs w:val="22"/>
+        </w:rPr>
+        <w:t xml:space="preserve"> above) is one of nine values: RCT, cohort study, systematic review, method paper, ML model, case report, bioinformatics pipeline, preprint theory, or dataset paper.</w:t>
+      </w:r>
+    </w:p>
     <w:p>
       <w:pPr>
         <w:pStyle w:val="Heading2"/>
@@ -1459,8 +1521,8 @@
         </w:tblBorders>
       </w:tblPr>
       <w:tblGrid>
-        <w:gridCol w:w="2600"/>
-        <w:gridCol w:w="6200"/>
+        <w:gridCol w:w="100"/>
+        <w:gridCol w:w="100"/>
       </w:tblGrid>
       <w:tr>
         <w:trPr>
@@ -2158,9 +2220,9 @@
         </w:tblBorders>
       </w:tblPr>
       <w:tblGrid>
-        <w:gridCol w:w="2200"/>
-        <w:gridCol w:w="2600"/>
-        <w:gridCol w:w="3600"/>
+        <w:gridCol w:w="100"/>
+        <w:gridCol w:w="100"/>
+        <w:gridCol w:w="100"/>
       </w:tblGrid>
       <w:tr>
         <w:trPr>
@@ -2567,9 +2629,9 @@
         </w:tblBorders>
       </w:tblPr>
       <w:tblGrid>
-        <w:gridCol w:w="2200"/>
-        <w:gridCol w:w="2600"/>
-        <w:gridCol w:w="3600"/>
+        <w:gridCol w:w="100"/>
+        <w:gridCol w:w="100"/>
+        <w:gridCol w:w="100"/>
       </w:tblGrid>
       <w:tr>
         <w:trPr>
@@ -2846,9 +2908,9 @@
         </w:tblBorders>
       </w:tblPr>
       <w:tblGrid>
-        <w:gridCol w:w="2200"/>
-        <w:gridCol w:w="2600"/>
-        <w:gridCol w:w="3600"/>
+        <w:gridCol w:w="100"/>
+        <w:gridCol w:w="100"/>
+        <w:gridCol w:w="100"/>
       </w:tblGrid>
       <w:tr>
         <w:trPr>
@@ -3134,9 +3196,9 @@
         </w:tblBorders>
       </w:tblPr>
       <w:tblGrid>
-        <w:gridCol w:w="2200"/>
-        <w:gridCol w:w="2600"/>
-        <w:gridCol w:w="3600"/>
+        <w:gridCol w:w="100"/>
+        <w:gridCol w:w="100"/>
+        <w:gridCol w:w="100"/>
       </w:tblGrid>
       <w:tr>
         <w:trPr>
@@ -3543,8 +3605,8 @@
         </w:tblBorders>
       </w:tblPr>
       <w:tblGrid>
-        <w:gridCol w:w="3400"/>
-        <w:gridCol w:w="5400"/>
+        <w:gridCol w:w="100"/>
+        <w:gridCol w:w="100"/>
       </w:tblGrid>
       <w:tr>
         <w:trPr>
@@ -4278,7 +4340,7 @@
           <w:sz w:val="22"/>
           <w:szCs w:val="22"/>
         </w:rPr>
-        <w:t xml:space="preserve">"Refractive dispersion on soft-body organic geometry" direction (rebuilt 24 August 2026): dark UI chrome, a warm paper reading surface, violet as the primary interactive accent (derived as its own contrast-safe ramp rather than used as the raw swatch), and pillar color used as a structural signal (a node, its edges, and any chip referencing the same pillar all draw from the same color function) rather than decoration.</w:t>
+        <w:t xml:space="preserve">"Editorial Paper" direction: dark UI chrome, a warm paper-white reading surface, and pillar color used as a structural signal (a node, its edges, and any chip referencing the same pillar all draw from the same color function) rather than decoration.</w:t>
       </w:r>
     </w:p>
     <w:tbl>
@@ -4294,8 +4356,8 @@
         </w:tblBorders>
       </w:tblPr>
       <w:tblGrid>
-        <w:gridCol w:w="3600"/>
-        <w:gridCol w:w="5200"/>
+        <w:gridCol w:w="100"/>
+        <w:gridCol w:w="100"/>
       </w:tblGrid>
       <w:tr>
         <w:trPr>
